--- a/muzmir-site/docs/polozheniya/etalon_5.docx
+++ b/muzmir-site/docs/polozheniya/etalon_5.docx
@@ -1719,6 +1719,60 @@
           <w:sz w:val="24"/>
           <w:szCs w:val="24"/>
         </w:rPr>
+        <w:t xml:space="preserve">Конкурс проводится только для участников Клуба Культурного центра «Музыкальный Мир» и входит в ежегодную серию конкурсов Клуба: серия проводится ежемесячно, приём заявок открыт с 1-го по 25-е число месяца.</w:t>
+      </w:r>
+    </w:p>
+    <w:p>
+      <w:pPr>
+        <w:spacing w:after="45" w:line="264" w:lineRule="auto"/>
+        <w:jc w:val="both"/>
+        <w:rPr>
+          <w:sz w:val="24"/>
+          <w:szCs w:val="24"/>
+        </w:rPr>
+      </w:pPr>
+      <w:r>
+        <w:rPr>
+          <w:color w:val="111111"/>
+          <w:sz w:val="24"/>
+          <w:szCs w:val="24"/>
+        </w:rPr>
+        <w:t xml:space="preserve">По итогам серии за отчётный год формируется призовой фонд в размере 100 000 (сто тысяч) рублей. Фонд вручается один раз в год единой суммой одному победителю года на очном гала-концерте в городе Москве. Условия присуждения изложены в пункте №4-А настоящего положения.</w:t>
+      </w:r>
+    </w:p>
+    <w:p>
+      <w:pPr>
+        <w:spacing w:after="45" w:line="264" w:lineRule="auto"/>
+        <w:jc w:val="both"/>
+        <w:rPr>
+          <w:sz w:val="24"/>
+          <w:szCs w:val="24"/>
+        </w:rPr>
+      </w:pPr>
+      <w:r>
+        <w:rPr>
+          <w:color w:val="111111"/>
+          <w:sz w:val="24"/>
+          <w:szCs w:val="24"/>
+        </w:rPr>
+        <w:t xml:space="preserve">Участие в конкурсе бесплатное: отдельный организационный взнос не взимается, он входит в членство в Клубе. В участие входят основной и дополнительный (при его присуждении) дипломы в электронном виде.</w:t>
+      </w:r>
+    </w:p>
+    <w:p>
+      <w:pPr>
+        <w:spacing w:after="45" w:line="264" w:lineRule="auto"/>
+        <w:jc w:val="both"/>
+        <w:rPr>
+          <w:sz w:val="24"/>
+          <w:szCs w:val="24"/>
+        </w:rPr>
+      </w:pPr>
+      <w:r>
+        <w:rPr>
+          <w:color w:val="111111"/>
+          <w:sz w:val="24"/>
+          <w:szCs w:val="24"/>
+        </w:rPr>
         <w:t>Конкурс проводится в целях выявления и поддержки талантливой молодежи, популяризации искусства в его исполнительском и педагогическом аспектах, а также с целью открытия новых имен и талантов в области искусств. Также целями конкурса являются: сохранение и развитие традиций многонациональной культуры; знакомство участников с культурным наследием народов мира; повышение профессионального уровня руководителей коллективов; развитие у молодежи толерантности и адекватного понимания других культур, способов самовыражения и проявления человеческой индивидуальности; обмен опытом между коллективами, руководителями и педагогами; поддержка постоянных творческих контактов между ними, их объединение в рамках фестивального движения; создание атмосферы для профессионального общения участников конкурса, обмена опытом и репертуаром; привлечение продюсеров и организаторов концертов для последующих контактов с коллективами и солистами — участниками конкурса; привлечение внимания со стороны государственных, международных, коммерческих и общественных организаций к проблемам творческих коллективов и исполнителей; освещение творчества детей и молодежи в средствах массовой информации. Выполнение указа Президента РФ «Об утверждении Основ государственной культурной политики» № 808 от 24 декабря 2014 года.</w:t>
       </w:r>
     </w:p>
@@ -1947,6 +2001,42 @@
           <w:bCs/>
           <w:color w:val="FF0000"/>
         </w:rPr>
+        <w:t xml:space="preserve">В участие входят и направляются участнику без дополнительной оплаты: основной диплом в электронном виде и дополнительный диплом в электронном виде (при его присуждении оценочным жюри).</w:t>
+      </w:r>
+    </w:p>
+    <w:p>
+      <w:pPr>
+        <w:spacing w:before="10" w:after="10"/>
+        <w:rPr>
+          <w:b/>
+          <w:bCs/>
+          <w:color w:val="FF0000"/>
+        </w:rPr>
+      </w:pPr>
+      <w:r>
+        <w:rPr>
+          <w:b/>
+          <w:bCs/>
+          <w:color w:val="FF0000"/>
+        </w:rPr>
+        <w:t xml:space="preserve">По желанию участника дополнительно заказываются: оригиналы основного и дополнительного дипломов, именной диплом (электронный и оригинал), благодарственное письмо (электронное и оригинал), а также кубок, статуэтка или медаль согласно аттестационному результату.</w:t>
+      </w:r>
+    </w:p>
+    <w:p>
+      <w:pPr>
+        <w:spacing w:before="10" w:after="10"/>
+        <w:rPr>
+          <w:b/>
+          <w:bCs/>
+          <w:color w:val="FF0000"/>
+        </w:rPr>
+      </w:pPr>
+      <w:r>
+        <w:rPr>
+          <w:b/>
+          <w:bCs/>
+          <w:color w:val="FF0000"/>
+        </w:rPr>
         <w:t xml:space="preserve">Право на участие проверяется дважды: на дату подачи заявки и на дату подведения аттестационных результатов. Если к моменту подведения результатов членство в Клубе прекращено, заявка к аттестации не допускается, а поданный конкурсный материал не рассматривается.</w:t>
       </w:r>
     </w:p>
@@ -2157,25 +2247,6 @@
           <w:color w:val="111111"/>
         </w:rPr>
         <w:t xml:space="preserve">СРОКИ ИЗГОТОВЛЕНИЯ И НАПРАВЛЕНИЯ НАГРАДНОГО МАТЕРИАЛА</w:t>
-      </w:r>
-    </w:p>
-    <w:p>
-      <w:pPr>
-        <w:spacing w:after="30" w:line="264" w:lineRule="auto"/>
-        <w:ind w:left="360"/>
-        <w:rPr>
-          <w:b/>
-          <w:bCs/>
-          <w:color w:val="0D1B5E"/>
-          <w:sz w:val="22"/>
-          <w:szCs w:val="22"/>
-        </w:rPr>
-      </w:pPr>
-      <w:r>
-        <w:rPr>
-          <w:color w:val="111111"/>
-        </w:rPr>
-        <w:t xml:space="preserve">Изготовление наградного материала в соответствии с аттестационным результатом осуществляется в течение 5 (пяти) рабочих дней с момента подачи заявки на изготовление.</w:t>
       </w:r>
     </w:p>
     <w:p>
